--- a/vorlagen/abmahnung_bv.docx
+++ b/vorlagen/abmahnung_bv.docx
@@ -149,17 +149,6 @@
               <w:rPr>
                 <w:sz w:val="18"/>
               </w:rPr>
-              <w:t>{{ unterzeichner_name_bv }}</w:t>
-            </w:r>
-          </w:p>
-          <w:p>
-            <w:pPr>
-              <w:spacing w:after="0"/>
-            </w:pPr>
-            <w:r>
-              <w:rPr>
-                <w:sz w:val="18"/>
-              </w:rPr>
               <w:t>{{ bv_name }}</w:t>
             </w:r>
           </w:p>
@@ -279,7 +268,7 @@
       </w:pPr>
       <w:r>
         <w:rPr>
-          <w:b w:val="0"/>
+          <w:b/>
           <w:i w:val="0"/>
         </w:rPr>
         <w:t>Daher sprechen wir hiermit die zweite Abmahnung wegen {{ abmahn_grund }} aus.</w:t>
@@ -293,8 +282,25 @@
         <w:rPr>
           <w:b w:val="0"/>
           <w:i w:val="0"/>
+          <w:u w:val="none"/>
         </w:rPr>
-        <w:t>Wir geben Ihnen nochmals Gelegenheit, die nachfolgenden Beanstandungen bis zum {{ frist_datum }} vollständig zu beseitigen:</w:t>
+        <w:t xml:space="preserve">Wir geben Ihnen nochmals Gelegenheit, die nachfolgenden Beanstandungen </w:t>
+      </w:r>
+      <w:r>
+        <w:rPr>
+          <w:b w:val="0"/>
+          <w:i w:val="0"/>
+          <w:u w:val="single"/>
+        </w:rPr>
+        <w:t>bis zum {{ frist_datum }}</w:t>
+      </w:r>
+      <w:r>
+        <w:rPr>
+          <w:b w:val="0"/>
+          <w:i w:val="0"/>
+          <w:u w:val="none"/>
+        </w:rPr>
+        <w:t xml:space="preserve"> vollständig zu beseitigen:</w:t>
       </w:r>
     </w:p>
     <w:p>
@@ -372,18 +378,6 @@
           <w:b w:val="0"/>
           <w:i w:val="0"/>
         </w:rPr>
-        <w:t>Der beigefügte Mitteilungsbogen und die Fotos sind Bestandteil dieser Abmahnung.</w:t>
-      </w:r>
-    </w:p>
-    <w:p>
-      <w:pPr>
-        <w:spacing w:after="200" w:before="0"/>
-      </w:pPr>
-      <w:r>
-        <w:rPr>
-          <w:b w:val="0"/>
-          <w:i w:val="0"/>
-        </w:rPr>
         <w:t>Sollten die genannten Mängel nach Ablauf der Frist nicht vollständig beseitigt sein oder sich diese oder vergleichbare Mängel künftig erneut einstellen, sind die Voraussetzungen für eine Kündigung des Unterpachtvertrages nach § 9 Abs. 1 Nr. 1 BKleingG erfüllt. Wir werden die Kündigung in diesem Fall ohne weitere vorherige Ankündigung aussprechen.</w:t>
       </w:r>
     </w:p>
@@ -445,31 +439,6 @@
           <w:i w:val="0"/>
         </w:rPr>
         <w:t>{{ bv_name }}</w:t>
-      </w:r>
-    </w:p>
-    <w:p>
-      <w:pPr>
-        <w:spacing w:after="280" w:before="0"/>
-      </w:pPr>
-      <w:r>
-        <w:rPr>
-          <w:b w:val="0"/>
-          <w:i w:val="0"/>
-        </w:rPr>
-        <w:t>{{ unterzeichner_name_bv }}, {{ unterzeichner_funktion_bv }}</w:t>
-      </w:r>
-    </w:p>
-    <w:p>
-      <w:pPr>
-        <w:spacing w:after="120" w:before="0"/>
-      </w:pPr>
-      <w:r>
-        <w:rPr>
-          <w:b w:val="0"/>
-          <w:i w:val="0"/>
-          <w:sz w:val="18"/>
-        </w:rPr>
-        <w:t>Anlagen: Mitteilungsbogen zur Gartenbegehung, Fotodokumentation{% if lageplan %}, Lageplan{% endif %}</w:t>
       </w:r>
     </w:p>
     <w:sectPr>

--- a/vorlagen/abmahnung_bv.docx
+++ b/vorlagen/abmahnung_bv.docx
@@ -235,7 +235,7 @@
           <w:b w:val="0"/>
           <w:i w:val="0"/>
         </w:rPr>
-        <w:t>{% if historie %}</w:t>
+        <w:t>{%p if historie %}</w:t>
       </w:r>
     </w:p>
     <w:p>
@@ -259,7 +259,7 @@
           <w:b w:val="0"/>
           <w:i w:val="0"/>
         </w:rPr>
-        <w:t>{% endif %}</w:t>
+        <w:t>{%p endif %}</w:t>
       </w:r>
     </w:p>
     <w:p>
@@ -390,7 +390,7 @@
           <w:b w:val="0"/>
           <w:i w:val="0"/>
         </w:rPr>
-        <w:t>{% if ersatzvornahme %}</w:t>
+        <w:t>{%p if ersatzvornahme %}</w:t>
       </w:r>
     </w:p>
     <w:p>
@@ -414,7 +414,7 @@
           <w:b w:val="0"/>
           <w:i w:val="0"/>
         </w:rPr>
-        <w:t>{% endif %}</w:t>
+        <w:t>{%p endif %}</w:t>
       </w:r>
     </w:p>
     <w:p>
